--- a/docs/SRS-Insurance-Management-System.docx
+++ b/docs/SRS-Insurance-Management-System.docx
@@ -149,7 +149,7 @@
           <w:sz w:val="24"/>
           <w:szCs w:val="24"/>
         </w:rPr>
-        <w:t>[GUIDE NAME], [DESIGNATION]</w:t>
+        <w:t>[GUIDE NAME]</w:t>
       </w:r>
     </w:p>
     <w:p>
@@ -248,7 +248,31 @@
         <w:jc w:val="both"/>
       </w:pPr>
       <w:r>
-        <w:t>This is to certify that the project report entitled “Insurance Management System” is a bonafide work carried out by [STUDENT NAME] (Roll No: [ROLL NUMBER]) in partial fulfillment of the requirements for the award of the degree of Bachelor of Technology in Computer Science and Engineering of [COLLEGE NAME], affiliated to [UNIVERSITY NAME], during the academic year 2025-2026.</w:t>
+        <w:t>This is to certify that the project report entitled “Insurance Management System” is a bonafide work carried out by [STUDENT NAME] (Roll No</w:t>
+      </w:r>
+      <w:r>
+        <w:t>:2411cs020051</w:t>
+      </w:r>
+      <w:r>
+        <w:t xml:space="preserve">) in partial fulfillment of the requirements for the award of the degree of Bachelor of Technology in Computer Science and Engineering of </w:t>
+      </w:r>
+      <w:r>
+        <w:t>Malla Reddy University</w:t>
+      </w:r>
+      <w:r>
+        <w:t>, during the academic year 202</w:t>
+      </w:r>
+      <w:r>
+        <w:t>4</w:t>
+      </w:r>
+      <w:r>
+        <w:t>-202</w:t>
+      </w:r>
+      <w:r>
+        <w:t>8</w:t>
+      </w:r>
+      <w:r>
+        <w:t>.</w:t>
       </w:r>
     </w:p>
     <w:p>
@@ -294,7 +318,13 @@
           <w:bCs/>
         </w:rPr>
         <w:tab/>
-        <w:t>Head of the Department</w:t>
+      </w:r>
+      <w:r>
+        <w:rPr>
+          <w:b/>
+          <w:bCs/>
+        </w:rPr>
+        <w:t>Dean</w:t>
       </w:r>
     </w:p>
     <w:p>
@@ -305,11 +335,13 @@
         <w:spacing w:before="60"/>
       </w:pPr>
       <w:r>
-        <w:t>[GUIDE NAME]</w:t>
+        <w:t>GUIDE NAME</w:t>
       </w:r>
       <w:r>
         <w:tab/>
-        <w:t>[HOD NAME]</w:t>
+      </w:r>
+      <w:r>
+        <w:t>Dr. Gifta Jerith</w:t>
       </w:r>
     </w:p>
     <w:p>
@@ -344,7 +376,13 @@
         <w:jc w:val="both"/>
       </w:pPr>
       <w:r>
-        <w:t>I hereby declare that the project work entitled “Insurance Management System” submitted to [COLLEGE NAME] in partial fulfillment of the requirements for the award of the degree of Bachelor of Technology in Computer Science and Engineering is a record of original work done by me under the guidance of [GUIDE NAME], [DESIGNATION], Department of Computer Science and Engineering.</w:t>
+        <w:t xml:space="preserve">I hereby declare that the project work entitled “Insurance Management System” submitted to </w:t>
+      </w:r>
+      <w:r>
+        <w:t>Malla Reddy Univerisity</w:t>
+      </w:r>
+      <w:r>
+        <w:t xml:space="preserve"> in partial fulfillment of the requirements for the award of the degree of Bachelor of Technology in Computer Science and Engineering is a record of original work done by me under the guidance of GUIDE NAME Department of Computer Science and Engineering.</w:t>
       </w:r>
     </w:p>
     <w:p>
@@ -409,7 +447,10 @@
         <w:t xml:space="preserve">Date: </w:t>
       </w:r>
       <w:r>
-        <w:t>00-07-2026</w:t>
+        <w:t>14</w:t>
+      </w:r>
+      <w:r>
+        <w:t>-07-2026</w:t>
       </w:r>
       <w:r>
         <w:tab/>
@@ -460,7 +501,13 @@
         <w:jc w:val="both"/>
       </w:pPr>
       <w:r>
-        <w:t>I am deeply thankful to my internal guide, [GUIDE NAME], [DESIGNATION], Department of Computer Science and Engineering, for the valuable guidance, constant encouragement, and constructive suggestions throughout the course of this project.</w:t>
+        <w:t>I am deeply thankful to my internal guide, GUIDE NAME</w:t>
+      </w:r>
+      <w:r>
+        <w:t xml:space="preserve"> </w:t>
+      </w:r>
+      <w:r>
+        <w:t>Department of Computer Science and Engineering, for the valuable guidance, constant encouragement, and constructive suggestions throughout the course of this project.</w:t>
       </w:r>
     </w:p>
     <w:p>
@@ -469,16 +516,13 @@
         <w:jc w:val="both"/>
       </w:pPr>
       <w:r>
-        <w:t>I extend my heartfelt thanks to [HOD NAME], Head of the Department, Computer Science and Engineering, for providing the necessary facilities and support.</w:t>
-      </w:r>
-    </w:p>
-    <w:p>
-      <w:pPr>
-        <w:spacing w:after="120" w:line="300" w:lineRule="auto"/>
-        <w:jc w:val="both"/>
-      </w:pPr>
-      <w:r>
-        <w:t>I am also grateful to our Principal, [PRINCIPAL NAME], and the management of [COLLEGE NAME] for providing an excellent academic environment.</w:t>
+        <w:t xml:space="preserve">I extend my heartfelt thanks to </w:t>
+      </w:r>
+      <w:r>
+        <w:t>Dean</w:t>
+      </w:r>
+      <w:r>
+        <w:t>, Computer Science and Engineering, for providing the necessary facilities and support.</w:t>
       </w:r>
     </w:p>
     <w:p>
@@ -2797,12 +2841,6 @@
         <w:gridCol w:w="6826"/>
       </w:tblGrid>
       <w:tr>
-        <w:tblPrEx>
-          <w:tblCellMar>
-            <w:top w:w="0" w:type="dxa"/>
-            <w:bottom w:w="0" w:type="dxa"/>
-          </w:tblCellMar>
-        </w:tblPrEx>
         <w:trPr>
           <w:tblHeader/>
         </w:trPr>
@@ -2866,12 +2904,6 @@
         </w:tc>
       </w:tr>
       <w:tr>
-        <w:tblPrEx>
-          <w:tblCellMar>
-            <w:top w:w="0" w:type="dxa"/>
-            <w:bottom w:w="0" w:type="dxa"/>
-          </w:tblCellMar>
-        </w:tblPrEx>
         <w:tc>
           <w:tcPr>
             <w:tcW w:w="2200" w:type="dxa"/>
@@ -2926,12 +2958,6 @@
         </w:tc>
       </w:tr>
       <w:tr>
-        <w:tblPrEx>
-          <w:tblCellMar>
-            <w:top w:w="0" w:type="dxa"/>
-            <w:bottom w:w="0" w:type="dxa"/>
-          </w:tblCellMar>
-        </w:tblPrEx>
         <w:tc>
           <w:tcPr>
             <w:tcW w:w="2200" w:type="dxa"/>
@@ -2986,12 +3012,6 @@
         </w:tc>
       </w:tr>
       <w:tr>
-        <w:tblPrEx>
-          <w:tblCellMar>
-            <w:top w:w="0" w:type="dxa"/>
-            <w:bottom w:w="0" w:type="dxa"/>
-          </w:tblCellMar>
-        </w:tblPrEx>
         <w:tc>
           <w:tcPr>
             <w:tcW w:w="2200" w:type="dxa"/>
@@ -3046,12 +3066,6 @@
         </w:tc>
       </w:tr>
       <w:tr>
-        <w:tblPrEx>
-          <w:tblCellMar>
-            <w:top w:w="0" w:type="dxa"/>
-            <w:bottom w:w="0" w:type="dxa"/>
-          </w:tblCellMar>
-        </w:tblPrEx>
         <w:tc>
           <w:tcPr>
             <w:tcW w:w="2200" w:type="dxa"/>
@@ -3106,12 +3120,6 @@
         </w:tc>
       </w:tr>
       <w:tr>
-        <w:tblPrEx>
-          <w:tblCellMar>
-            <w:top w:w="0" w:type="dxa"/>
-            <w:bottom w:w="0" w:type="dxa"/>
-          </w:tblCellMar>
-        </w:tblPrEx>
         <w:tc>
           <w:tcPr>
             <w:tcW w:w="2200" w:type="dxa"/>
@@ -3167,12 +3175,6 @@
         </w:tc>
       </w:tr>
       <w:tr>
-        <w:tblPrEx>
-          <w:tblCellMar>
-            <w:top w:w="0" w:type="dxa"/>
-            <w:bottom w:w="0" w:type="dxa"/>
-          </w:tblCellMar>
-        </w:tblPrEx>
         <w:tc>
           <w:tcPr>
             <w:tcW w:w="2200" w:type="dxa"/>
@@ -3227,12 +3229,6 @@
         </w:tc>
       </w:tr>
       <w:tr>
-        <w:tblPrEx>
-          <w:tblCellMar>
-            <w:top w:w="0" w:type="dxa"/>
-            <w:bottom w:w="0" w:type="dxa"/>
-          </w:tblCellMar>
-        </w:tblPrEx>
         <w:tc>
           <w:tcPr>
             <w:tcW w:w="2200" w:type="dxa"/>
@@ -3287,12 +3283,6 @@
         </w:tc>
       </w:tr>
       <w:tr>
-        <w:tblPrEx>
-          <w:tblCellMar>
-            <w:top w:w="0" w:type="dxa"/>
-            <w:bottom w:w="0" w:type="dxa"/>
-          </w:tblCellMar>
-        </w:tblPrEx>
         <w:tc>
           <w:tcPr>
             <w:tcW w:w="2200" w:type="dxa"/>
@@ -3347,12 +3337,6 @@
         </w:tc>
       </w:tr>
       <w:tr>
-        <w:tblPrEx>
-          <w:tblCellMar>
-            <w:top w:w="0" w:type="dxa"/>
-            <w:bottom w:w="0" w:type="dxa"/>
-          </w:tblCellMar>
-        </w:tblPrEx>
         <w:tc>
           <w:tcPr>
             <w:tcW w:w="2200" w:type="dxa"/>
@@ -3407,12 +3391,6 @@
         </w:tc>
       </w:tr>
       <w:tr>
-        <w:tblPrEx>
-          <w:tblCellMar>
-            <w:top w:w="0" w:type="dxa"/>
-            <w:bottom w:w="0" w:type="dxa"/>
-          </w:tblCellMar>
-        </w:tblPrEx>
         <w:tc>
           <w:tcPr>
             <w:tcW w:w="2200" w:type="dxa"/>
@@ -3467,12 +3445,6 @@
         </w:tc>
       </w:tr>
       <w:tr>
-        <w:tblPrEx>
-          <w:tblCellMar>
-            <w:top w:w="0" w:type="dxa"/>
-            <w:bottom w:w="0" w:type="dxa"/>
-          </w:tblCellMar>
-        </w:tblPrEx>
         <w:tc>
           <w:tcPr>
             <w:tcW w:w="2200" w:type="dxa"/>
@@ -3527,12 +3499,6 @@
         </w:tc>
       </w:tr>
       <w:tr>
-        <w:tblPrEx>
-          <w:tblCellMar>
-            <w:top w:w="0" w:type="dxa"/>
-            <w:bottom w:w="0" w:type="dxa"/>
-          </w:tblCellMar>
-        </w:tblPrEx>
         <w:tc>
           <w:tcPr>
             <w:tcW w:w="2200" w:type="dxa"/>
@@ -3587,12 +3553,6 @@
         </w:tc>
       </w:tr>
       <w:tr>
-        <w:tblPrEx>
-          <w:tblCellMar>
-            <w:top w:w="0" w:type="dxa"/>
-            <w:bottom w:w="0" w:type="dxa"/>
-          </w:tblCellMar>
-        </w:tblPrEx>
         <w:tc>
           <w:tcPr>
             <w:tcW w:w="2200" w:type="dxa"/>
@@ -4045,12 +4005,6 @@
         <w:gridCol w:w="5826"/>
       </w:tblGrid>
       <w:tr>
-        <w:tblPrEx>
-          <w:tblCellMar>
-            <w:top w:w="0" w:type="dxa"/>
-            <w:bottom w:w="0" w:type="dxa"/>
-          </w:tblCellMar>
-        </w:tblPrEx>
         <w:trPr>
           <w:tblHeader/>
         </w:trPr>
@@ -4114,12 +4068,6 @@
         </w:tc>
       </w:tr>
       <w:tr>
-        <w:tblPrEx>
-          <w:tblCellMar>
-            <w:top w:w="0" w:type="dxa"/>
-            <w:bottom w:w="0" w:type="dxa"/>
-          </w:tblCellMar>
-        </w:tblPrEx>
         <w:tc>
           <w:tcPr>
             <w:tcW w:w="3200" w:type="dxa"/>
@@ -4174,12 +4122,6 @@
         </w:tc>
       </w:tr>
       <w:tr>
-        <w:tblPrEx>
-          <w:tblCellMar>
-            <w:top w:w="0" w:type="dxa"/>
-            <w:bottom w:w="0" w:type="dxa"/>
-          </w:tblCellMar>
-        </w:tblPrEx>
         <w:tc>
           <w:tcPr>
             <w:tcW w:w="3200" w:type="dxa"/>
@@ -4234,12 +4176,6 @@
         </w:tc>
       </w:tr>
       <w:tr>
-        <w:tblPrEx>
-          <w:tblCellMar>
-            <w:top w:w="0" w:type="dxa"/>
-            <w:bottom w:w="0" w:type="dxa"/>
-          </w:tblCellMar>
-        </w:tblPrEx>
         <w:tc>
           <w:tcPr>
             <w:tcW w:w="3200" w:type="dxa"/>
@@ -4294,12 +4230,6 @@
         </w:tc>
       </w:tr>
       <w:tr>
-        <w:tblPrEx>
-          <w:tblCellMar>
-            <w:top w:w="0" w:type="dxa"/>
-            <w:bottom w:w="0" w:type="dxa"/>
-          </w:tblCellMar>
-        </w:tblPrEx>
         <w:tc>
           <w:tcPr>
             <w:tcW w:w="3200" w:type="dxa"/>
@@ -4355,12 +4285,6 @@
         </w:tc>
       </w:tr>
       <w:tr>
-        <w:tblPrEx>
-          <w:tblCellMar>
-            <w:top w:w="0" w:type="dxa"/>
-            <w:bottom w:w="0" w:type="dxa"/>
-          </w:tblCellMar>
-        </w:tblPrEx>
         <w:tc>
           <w:tcPr>
             <w:tcW w:w="3200" w:type="dxa"/>
@@ -4452,12 +4376,6 @@
         <w:gridCol w:w="5826"/>
       </w:tblGrid>
       <w:tr>
-        <w:tblPrEx>
-          <w:tblCellMar>
-            <w:top w:w="0" w:type="dxa"/>
-            <w:bottom w:w="0" w:type="dxa"/>
-          </w:tblCellMar>
-        </w:tblPrEx>
         <w:trPr>
           <w:tblHeader/>
         </w:trPr>
@@ -4521,12 +4439,6 @@
         </w:tc>
       </w:tr>
       <w:tr>
-        <w:tblPrEx>
-          <w:tblCellMar>
-            <w:top w:w="0" w:type="dxa"/>
-            <w:bottom w:w="0" w:type="dxa"/>
-          </w:tblCellMar>
-        </w:tblPrEx>
         <w:tc>
           <w:tcPr>
             <w:tcW w:w="3200" w:type="dxa"/>
@@ -4581,12 +4493,6 @@
         </w:tc>
       </w:tr>
       <w:tr>
-        <w:tblPrEx>
-          <w:tblCellMar>
-            <w:top w:w="0" w:type="dxa"/>
-            <w:bottom w:w="0" w:type="dxa"/>
-          </w:tblCellMar>
-        </w:tblPrEx>
         <w:tc>
           <w:tcPr>
             <w:tcW w:w="3200" w:type="dxa"/>
@@ -4641,12 +4547,6 @@
         </w:tc>
       </w:tr>
       <w:tr>
-        <w:tblPrEx>
-          <w:tblCellMar>
-            <w:top w:w="0" w:type="dxa"/>
-            <w:bottom w:w="0" w:type="dxa"/>
-          </w:tblCellMar>
-        </w:tblPrEx>
         <w:tc>
           <w:tcPr>
             <w:tcW w:w="3200" w:type="dxa"/>
@@ -4701,12 +4601,6 @@
         </w:tc>
       </w:tr>
       <w:tr>
-        <w:tblPrEx>
-          <w:tblCellMar>
-            <w:top w:w="0" w:type="dxa"/>
-            <w:bottom w:w="0" w:type="dxa"/>
-          </w:tblCellMar>
-        </w:tblPrEx>
         <w:tc>
           <w:tcPr>
             <w:tcW w:w="3200" w:type="dxa"/>
@@ -4761,12 +4655,6 @@
         </w:tc>
       </w:tr>
       <w:tr>
-        <w:tblPrEx>
-          <w:tblCellMar>
-            <w:top w:w="0" w:type="dxa"/>
-            <w:bottom w:w="0" w:type="dxa"/>
-          </w:tblCellMar>
-        </w:tblPrEx>
         <w:tc>
           <w:tcPr>
             <w:tcW w:w="3200" w:type="dxa"/>
@@ -4821,12 +4709,6 @@
         </w:tc>
       </w:tr>
       <w:tr>
-        <w:tblPrEx>
-          <w:tblCellMar>
-            <w:top w:w="0" w:type="dxa"/>
-            <w:bottom w:w="0" w:type="dxa"/>
-          </w:tblCellMar>
-        </w:tblPrEx>
         <w:tc>
           <w:tcPr>
             <w:tcW w:w="3200" w:type="dxa"/>
@@ -4881,12 +4763,6 @@
         </w:tc>
       </w:tr>
       <w:tr>
-        <w:tblPrEx>
-          <w:tblCellMar>
-            <w:top w:w="0" w:type="dxa"/>
-            <w:bottom w:w="0" w:type="dxa"/>
-          </w:tblCellMar>
-        </w:tblPrEx>
         <w:tc>
           <w:tcPr>
             <w:tcW w:w="3200" w:type="dxa"/>
@@ -4941,12 +4817,6 @@
         </w:tc>
       </w:tr>
       <w:tr>
-        <w:tblPrEx>
-          <w:tblCellMar>
-            <w:top w:w="0" w:type="dxa"/>
-            <w:bottom w:w="0" w:type="dxa"/>
-          </w:tblCellMar>
-        </w:tblPrEx>
         <w:tc>
           <w:tcPr>
             <w:tcW w:w="3200" w:type="dxa"/>
@@ -5001,12 +4871,6 @@
         </w:tc>
       </w:tr>
       <w:tr>
-        <w:tblPrEx>
-          <w:tblCellMar>
-            <w:top w:w="0" w:type="dxa"/>
-            <w:bottom w:w="0" w:type="dxa"/>
-          </w:tblCellMar>
-        </w:tblPrEx>
         <w:tc>
           <w:tcPr>
             <w:tcW w:w="3200" w:type="dxa"/>
@@ -5061,12 +4925,6 @@
         </w:tc>
       </w:tr>
       <w:tr>
-        <w:tblPrEx>
-          <w:tblCellMar>
-            <w:top w:w="0" w:type="dxa"/>
-            <w:bottom w:w="0" w:type="dxa"/>
-          </w:tblCellMar>
-        </w:tblPrEx>
         <w:tc>
           <w:tcPr>
             <w:tcW w:w="3200" w:type="dxa"/>
@@ -5121,12 +4979,6 @@
         </w:tc>
       </w:tr>
       <w:tr>
-        <w:tblPrEx>
-          <w:tblCellMar>
-            <w:top w:w="0" w:type="dxa"/>
-            <w:bottom w:w="0" w:type="dxa"/>
-          </w:tblCellMar>
-        </w:tblPrEx>
         <w:tc>
           <w:tcPr>
             <w:tcW w:w="3200" w:type="dxa"/>
@@ -5181,12 +5033,6 @@
         </w:tc>
       </w:tr>
       <w:tr>
-        <w:tblPrEx>
-          <w:tblCellMar>
-            <w:top w:w="0" w:type="dxa"/>
-            <w:bottom w:w="0" w:type="dxa"/>
-          </w:tblCellMar>
-        </w:tblPrEx>
         <w:tc>
           <w:tcPr>
             <w:tcW w:w="3200" w:type="dxa"/>
@@ -5279,12 +5125,6 @@
         <w:gridCol w:w="2800"/>
       </w:tblGrid>
       <w:tr>
-        <w:tblPrEx>
-          <w:tblCellMar>
-            <w:top w:w="0" w:type="dxa"/>
-            <w:bottom w:w="0" w:type="dxa"/>
-          </w:tblCellMar>
-        </w:tblPrEx>
         <w:trPr>
           <w:tblHeader/>
         </w:trPr>
@@ -5377,12 +5217,6 @@
         </w:tc>
       </w:tr>
       <w:tr>
-        <w:tblPrEx>
-          <w:tblCellMar>
-            <w:top w:w="0" w:type="dxa"/>
-            <w:bottom w:w="0" w:type="dxa"/>
-          </w:tblCellMar>
-        </w:tblPrEx>
         <w:tc>
           <w:tcPr>
             <w:tcW w:w="1700" w:type="dxa"/>
@@ -5463,12 +5297,6 @@
         </w:tc>
       </w:tr>
       <w:tr>
-        <w:tblPrEx>
-          <w:tblCellMar>
-            <w:top w:w="0" w:type="dxa"/>
-            <w:bottom w:w="0" w:type="dxa"/>
-          </w:tblCellMar>
-        </w:tblPrEx>
         <w:tc>
           <w:tcPr>
             <w:tcW w:w="1700" w:type="dxa"/>
@@ -5549,12 +5377,6 @@
         </w:tc>
       </w:tr>
       <w:tr>
-        <w:tblPrEx>
-          <w:tblCellMar>
-            <w:top w:w="0" w:type="dxa"/>
-            <w:bottom w:w="0" w:type="dxa"/>
-          </w:tblCellMar>
-        </w:tblPrEx>
         <w:tc>
           <w:tcPr>
             <w:tcW w:w="1700" w:type="dxa"/>
@@ -5695,12 +5517,6 @@
         <w:gridCol w:w="1400"/>
       </w:tblGrid>
       <w:tr>
-        <w:tblPrEx>
-          <w:tblCellMar>
-            <w:top w:w="0" w:type="dxa"/>
-            <w:bottom w:w="0" w:type="dxa"/>
-          </w:tblCellMar>
-        </w:tblPrEx>
         <w:trPr>
           <w:tblHeader/>
         </w:trPr>
@@ -5794,12 +5610,6 @@
         </w:tc>
       </w:tr>
       <w:tr>
-        <w:tblPrEx>
-          <w:tblCellMar>
-            <w:top w:w="0" w:type="dxa"/>
-            <w:bottom w:w="0" w:type="dxa"/>
-          </w:tblCellMar>
-        </w:tblPrEx>
         <w:tc>
           <w:tcPr>
             <w:tcW w:w="1300" w:type="dxa"/>
@@ -5880,12 +5690,6 @@
         </w:tc>
       </w:tr>
       <w:tr>
-        <w:tblPrEx>
-          <w:tblCellMar>
-            <w:top w:w="0" w:type="dxa"/>
-            <w:bottom w:w="0" w:type="dxa"/>
-          </w:tblCellMar>
-        </w:tblPrEx>
         <w:tc>
           <w:tcPr>
             <w:tcW w:w="1300" w:type="dxa"/>
@@ -5966,12 +5770,6 @@
         </w:tc>
       </w:tr>
       <w:tr>
-        <w:tblPrEx>
-          <w:tblCellMar>
-            <w:top w:w="0" w:type="dxa"/>
-            <w:bottom w:w="0" w:type="dxa"/>
-          </w:tblCellMar>
-        </w:tblPrEx>
         <w:tc>
           <w:tcPr>
             <w:tcW w:w="1300" w:type="dxa"/>
@@ -6052,12 +5850,6 @@
         </w:tc>
       </w:tr>
       <w:tr>
-        <w:tblPrEx>
-          <w:tblCellMar>
-            <w:top w:w="0" w:type="dxa"/>
-            <w:bottom w:w="0" w:type="dxa"/>
-          </w:tblCellMar>
-        </w:tblPrEx>
         <w:tc>
           <w:tcPr>
             <w:tcW w:w="1300" w:type="dxa"/>
@@ -6138,12 +5930,6 @@
         </w:tc>
       </w:tr>
       <w:tr>
-        <w:tblPrEx>
-          <w:tblCellMar>
-            <w:top w:w="0" w:type="dxa"/>
-            <w:bottom w:w="0" w:type="dxa"/>
-          </w:tblCellMar>
-        </w:tblPrEx>
         <w:tc>
           <w:tcPr>
             <w:tcW w:w="1300" w:type="dxa"/>
@@ -6224,12 +6010,6 @@
         </w:tc>
       </w:tr>
       <w:tr>
-        <w:tblPrEx>
-          <w:tblCellMar>
-            <w:top w:w="0" w:type="dxa"/>
-            <w:bottom w:w="0" w:type="dxa"/>
-          </w:tblCellMar>
-        </w:tblPrEx>
         <w:tc>
           <w:tcPr>
             <w:tcW w:w="1300" w:type="dxa"/>
@@ -6310,12 +6090,6 @@
         </w:tc>
       </w:tr>
       <w:tr>
-        <w:tblPrEx>
-          <w:tblCellMar>
-            <w:top w:w="0" w:type="dxa"/>
-            <w:bottom w:w="0" w:type="dxa"/>
-          </w:tblCellMar>
-        </w:tblPrEx>
         <w:tc>
           <w:tcPr>
             <w:tcW w:w="1300" w:type="dxa"/>
@@ -6437,12 +6211,6 @@
         <w:gridCol w:w="1400"/>
       </w:tblGrid>
       <w:tr>
-        <w:tblPrEx>
-          <w:tblCellMar>
-            <w:top w:w="0" w:type="dxa"/>
-            <w:bottom w:w="0" w:type="dxa"/>
-          </w:tblCellMar>
-        </w:tblPrEx>
         <w:trPr>
           <w:tblHeader/>
         </w:trPr>
@@ -6535,12 +6303,6 @@
         </w:tc>
       </w:tr>
       <w:tr>
-        <w:tblPrEx>
-          <w:tblCellMar>
-            <w:top w:w="0" w:type="dxa"/>
-            <w:bottom w:w="0" w:type="dxa"/>
-          </w:tblCellMar>
-        </w:tblPrEx>
         <w:tc>
           <w:tcPr>
             <w:tcW w:w="1300" w:type="dxa"/>
@@ -6621,12 +6383,6 @@
         </w:tc>
       </w:tr>
       <w:tr>
-        <w:tblPrEx>
-          <w:tblCellMar>
-            <w:top w:w="0" w:type="dxa"/>
-            <w:bottom w:w="0" w:type="dxa"/>
-          </w:tblCellMar>
-        </w:tblPrEx>
         <w:tc>
           <w:tcPr>
             <w:tcW w:w="1300" w:type="dxa"/>
@@ -6707,12 +6463,6 @@
         </w:tc>
       </w:tr>
       <w:tr>
-        <w:tblPrEx>
-          <w:tblCellMar>
-            <w:top w:w="0" w:type="dxa"/>
-            <w:bottom w:w="0" w:type="dxa"/>
-          </w:tblCellMar>
-        </w:tblPrEx>
         <w:tc>
           <w:tcPr>
             <w:tcW w:w="1300" w:type="dxa"/>
@@ -6793,12 +6543,6 @@
         </w:tc>
       </w:tr>
       <w:tr>
-        <w:tblPrEx>
-          <w:tblCellMar>
-            <w:top w:w="0" w:type="dxa"/>
-            <w:bottom w:w="0" w:type="dxa"/>
-          </w:tblCellMar>
-        </w:tblPrEx>
         <w:tc>
           <w:tcPr>
             <w:tcW w:w="1300" w:type="dxa"/>
@@ -6879,12 +6623,6 @@
         </w:tc>
       </w:tr>
       <w:tr>
-        <w:tblPrEx>
-          <w:tblCellMar>
-            <w:top w:w="0" w:type="dxa"/>
-            <w:bottom w:w="0" w:type="dxa"/>
-          </w:tblCellMar>
-        </w:tblPrEx>
         <w:tc>
           <w:tcPr>
             <w:tcW w:w="1300" w:type="dxa"/>
@@ -7006,12 +6744,6 @@
         <w:gridCol w:w="1400"/>
       </w:tblGrid>
       <w:tr>
-        <w:tblPrEx>
-          <w:tblCellMar>
-            <w:top w:w="0" w:type="dxa"/>
-            <w:bottom w:w="0" w:type="dxa"/>
-          </w:tblCellMar>
-        </w:tblPrEx>
         <w:trPr>
           <w:tblHeader/>
         </w:trPr>
@@ -7104,12 +6836,6 @@
         </w:tc>
       </w:tr>
       <w:tr>
-        <w:tblPrEx>
-          <w:tblCellMar>
-            <w:top w:w="0" w:type="dxa"/>
-            <w:bottom w:w="0" w:type="dxa"/>
-          </w:tblCellMar>
-        </w:tblPrEx>
         <w:tc>
           <w:tcPr>
             <w:tcW w:w="1300" w:type="dxa"/>
@@ -7190,12 +6916,6 @@
         </w:tc>
       </w:tr>
       <w:tr>
-        <w:tblPrEx>
-          <w:tblCellMar>
-            <w:top w:w="0" w:type="dxa"/>
-            <w:bottom w:w="0" w:type="dxa"/>
-          </w:tblCellMar>
-        </w:tblPrEx>
         <w:tc>
           <w:tcPr>
             <w:tcW w:w="1300" w:type="dxa"/>
@@ -7276,12 +6996,6 @@
         </w:tc>
       </w:tr>
       <w:tr>
-        <w:tblPrEx>
-          <w:tblCellMar>
-            <w:top w:w="0" w:type="dxa"/>
-            <w:bottom w:w="0" w:type="dxa"/>
-          </w:tblCellMar>
-        </w:tblPrEx>
         <w:tc>
           <w:tcPr>
             <w:tcW w:w="1300" w:type="dxa"/>
@@ -7363,12 +7077,6 @@
         </w:tc>
       </w:tr>
       <w:tr>
-        <w:tblPrEx>
-          <w:tblCellMar>
-            <w:top w:w="0" w:type="dxa"/>
-            <w:bottom w:w="0" w:type="dxa"/>
-          </w:tblCellMar>
-        </w:tblPrEx>
         <w:tc>
           <w:tcPr>
             <w:tcW w:w="1300" w:type="dxa"/>
@@ -7490,12 +7198,6 @@
         <w:gridCol w:w="1400"/>
       </w:tblGrid>
       <w:tr>
-        <w:tblPrEx>
-          <w:tblCellMar>
-            <w:top w:w="0" w:type="dxa"/>
-            <w:bottom w:w="0" w:type="dxa"/>
-          </w:tblCellMar>
-        </w:tblPrEx>
         <w:trPr>
           <w:tblHeader/>
         </w:trPr>
@@ -7588,12 +7290,6 @@
         </w:tc>
       </w:tr>
       <w:tr>
-        <w:tblPrEx>
-          <w:tblCellMar>
-            <w:top w:w="0" w:type="dxa"/>
-            <w:bottom w:w="0" w:type="dxa"/>
-          </w:tblCellMar>
-        </w:tblPrEx>
         <w:tc>
           <w:tcPr>
             <w:tcW w:w="1300" w:type="dxa"/>
@@ -7674,12 +7370,6 @@
         </w:tc>
       </w:tr>
       <w:tr>
-        <w:tblPrEx>
-          <w:tblCellMar>
-            <w:top w:w="0" w:type="dxa"/>
-            <w:bottom w:w="0" w:type="dxa"/>
-          </w:tblCellMar>
-        </w:tblPrEx>
         <w:tc>
           <w:tcPr>
             <w:tcW w:w="1300" w:type="dxa"/>
@@ -7760,12 +7450,6 @@
         </w:tc>
       </w:tr>
       <w:tr>
-        <w:tblPrEx>
-          <w:tblCellMar>
-            <w:top w:w="0" w:type="dxa"/>
-            <w:bottom w:w="0" w:type="dxa"/>
-          </w:tblCellMar>
-        </w:tblPrEx>
         <w:tc>
           <w:tcPr>
             <w:tcW w:w="1300" w:type="dxa"/>
@@ -7846,12 +7530,6 @@
         </w:tc>
       </w:tr>
       <w:tr>
-        <w:tblPrEx>
-          <w:tblCellMar>
-            <w:top w:w="0" w:type="dxa"/>
-            <w:bottom w:w="0" w:type="dxa"/>
-          </w:tblCellMar>
-        </w:tblPrEx>
         <w:tc>
           <w:tcPr>
             <w:tcW w:w="1300" w:type="dxa"/>
@@ -7932,12 +7610,6 @@
         </w:tc>
       </w:tr>
       <w:tr>
-        <w:tblPrEx>
-          <w:tblCellMar>
-            <w:top w:w="0" w:type="dxa"/>
-            <w:bottom w:w="0" w:type="dxa"/>
-          </w:tblCellMar>
-        </w:tblPrEx>
         <w:tc>
           <w:tcPr>
             <w:tcW w:w="1300" w:type="dxa"/>
@@ -8018,12 +7690,6 @@
         </w:tc>
       </w:tr>
       <w:tr>
-        <w:tblPrEx>
-          <w:tblCellMar>
-            <w:top w:w="0" w:type="dxa"/>
-            <w:bottom w:w="0" w:type="dxa"/>
-          </w:tblCellMar>
-        </w:tblPrEx>
         <w:tc>
           <w:tcPr>
             <w:tcW w:w="1300" w:type="dxa"/>
@@ -8145,12 +7811,6 @@
         <w:gridCol w:w="1400"/>
       </w:tblGrid>
       <w:tr>
-        <w:tblPrEx>
-          <w:tblCellMar>
-            <w:top w:w="0" w:type="dxa"/>
-            <w:bottom w:w="0" w:type="dxa"/>
-          </w:tblCellMar>
-        </w:tblPrEx>
         <w:trPr>
           <w:tblHeader/>
         </w:trPr>
@@ -8243,12 +7903,6 @@
         </w:tc>
       </w:tr>
       <w:tr>
-        <w:tblPrEx>
-          <w:tblCellMar>
-            <w:top w:w="0" w:type="dxa"/>
-            <w:bottom w:w="0" w:type="dxa"/>
-          </w:tblCellMar>
-        </w:tblPrEx>
         <w:tc>
           <w:tcPr>
             <w:tcW w:w="1300" w:type="dxa"/>
@@ -8329,12 +7983,6 @@
         </w:tc>
       </w:tr>
       <w:tr>
-        <w:tblPrEx>
-          <w:tblCellMar>
-            <w:top w:w="0" w:type="dxa"/>
-            <w:bottom w:w="0" w:type="dxa"/>
-          </w:tblCellMar>
-        </w:tblPrEx>
         <w:tc>
           <w:tcPr>
             <w:tcW w:w="1300" w:type="dxa"/>
@@ -8415,12 +8063,6 @@
         </w:tc>
       </w:tr>
       <w:tr>
-        <w:tblPrEx>
-          <w:tblCellMar>
-            <w:top w:w="0" w:type="dxa"/>
-            <w:bottom w:w="0" w:type="dxa"/>
-          </w:tblCellMar>
-        </w:tblPrEx>
         <w:tc>
           <w:tcPr>
             <w:tcW w:w="1300" w:type="dxa"/>
@@ -8501,12 +8143,6 @@
         </w:tc>
       </w:tr>
       <w:tr>
-        <w:tblPrEx>
-          <w:tblCellMar>
-            <w:top w:w="0" w:type="dxa"/>
-            <w:bottom w:w="0" w:type="dxa"/>
-          </w:tblCellMar>
-        </w:tblPrEx>
         <w:tc>
           <w:tcPr>
             <w:tcW w:w="1300" w:type="dxa"/>
@@ -8587,12 +8223,6 @@
         </w:tc>
       </w:tr>
       <w:tr>
-        <w:tblPrEx>
-          <w:tblCellMar>
-            <w:top w:w="0" w:type="dxa"/>
-            <w:bottom w:w="0" w:type="dxa"/>
-          </w:tblCellMar>
-        </w:tblPrEx>
         <w:tc>
           <w:tcPr>
             <w:tcW w:w="1300" w:type="dxa"/>
@@ -8714,12 +8344,6 @@
         <w:gridCol w:w="1400"/>
       </w:tblGrid>
       <w:tr>
-        <w:tblPrEx>
-          <w:tblCellMar>
-            <w:top w:w="0" w:type="dxa"/>
-            <w:bottom w:w="0" w:type="dxa"/>
-          </w:tblCellMar>
-        </w:tblPrEx>
         <w:trPr>
           <w:tblHeader/>
         </w:trPr>
@@ -8813,12 +8437,6 @@
         </w:tc>
       </w:tr>
       <w:tr>
-        <w:tblPrEx>
-          <w:tblCellMar>
-            <w:top w:w="0" w:type="dxa"/>
-            <w:bottom w:w="0" w:type="dxa"/>
-          </w:tblCellMar>
-        </w:tblPrEx>
         <w:tc>
           <w:tcPr>
             <w:tcW w:w="1300" w:type="dxa"/>
@@ -8899,12 +8517,6 @@
         </w:tc>
       </w:tr>
       <w:tr>
-        <w:tblPrEx>
-          <w:tblCellMar>
-            <w:top w:w="0" w:type="dxa"/>
-            <w:bottom w:w="0" w:type="dxa"/>
-          </w:tblCellMar>
-        </w:tblPrEx>
         <w:tc>
           <w:tcPr>
             <w:tcW w:w="1300" w:type="dxa"/>
@@ -8985,12 +8597,6 @@
         </w:tc>
       </w:tr>
       <w:tr>
-        <w:tblPrEx>
-          <w:tblCellMar>
-            <w:top w:w="0" w:type="dxa"/>
-            <w:bottom w:w="0" w:type="dxa"/>
-          </w:tblCellMar>
-        </w:tblPrEx>
         <w:tc>
           <w:tcPr>
             <w:tcW w:w="1300" w:type="dxa"/>
@@ -9071,12 +8677,6 @@
         </w:tc>
       </w:tr>
       <w:tr>
-        <w:tblPrEx>
-          <w:tblCellMar>
-            <w:top w:w="0" w:type="dxa"/>
-            <w:bottom w:w="0" w:type="dxa"/>
-          </w:tblCellMar>
-        </w:tblPrEx>
         <w:tc>
           <w:tcPr>
             <w:tcW w:w="1300" w:type="dxa"/>
@@ -9198,12 +8798,6 @@
         <w:gridCol w:w="1400"/>
       </w:tblGrid>
       <w:tr>
-        <w:tblPrEx>
-          <w:tblCellMar>
-            <w:top w:w="0" w:type="dxa"/>
-            <w:bottom w:w="0" w:type="dxa"/>
-          </w:tblCellMar>
-        </w:tblPrEx>
         <w:trPr>
           <w:tblHeader/>
         </w:trPr>
@@ -9296,12 +8890,6 @@
         </w:tc>
       </w:tr>
       <w:tr>
-        <w:tblPrEx>
-          <w:tblCellMar>
-            <w:top w:w="0" w:type="dxa"/>
-            <w:bottom w:w="0" w:type="dxa"/>
-          </w:tblCellMar>
-        </w:tblPrEx>
         <w:tc>
           <w:tcPr>
             <w:tcW w:w="1300" w:type="dxa"/>
@@ -9382,12 +8970,6 @@
         </w:tc>
       </w:tr>
       <w:tr>
-        <w:tblPrEx>
-          <w:tblCellMar>
-            <w:top w:w="0" w:type="dxa"/>
-            <w:bottom w:w="0" w:type="dxa"/>
-          </w:tblCellMar>
-        </w:tblPrEx>
         <w:tc>
           <w:tcPr>
             <w:tcW w:w="1300" w:type="dxa"/>
@@ -9468,12 +9050,6 @@
         </w:tc>
       </w:tr>
       <w:tr>
-        <w:tblPrEx>
-          <w:tblCellMar>
-            <w:top w:w="0" w:type="dxa"/>
-            <w:bottom w:w="0" w:type="dxa"/>
-          </w:tblCellMar>
-        </w:tblPrEx>
         <w:tc>
           <w:tcPr>
             <w:tcW w:w="1300" w:type="dxa"/>
@@ -9595,12 +9171,6 @@
         <w:gridCol w:w="1400"/>
       </w:tblGrid>
       <w:tr>
-        <w:tblPrEx>
-          <w:tblCellMar>
-            <w:top w:w="0" w:type="dxa"/>
-            <w:bottom w:w="0" w:type="dxa"/>
-          </w:tblCellMar>
-        </w:tblPrEx>
         <w:trPr>
           <w:tblHeader/>
         </w:trPr>
@@ -9693,12 +9263,6 @@
         </w:tc>
       </w:tr>
       <w:tr>
-        <w:tblPrEx>
-          <w:tblCellMar>
-            <w:top w:w="0" w:type="dxa"/>
-            <w:bottom w:w="0" w:type="dxa"/>
-          </w:tblCellMar>
-        </w:tblPrEx>
         <w:tc>
           <w:tcPr>
             <w:tcW w:w="1300" w:type="dxa"/>
@@ -9779,12 +9343,6 @@
         </w:tc>
       </w:tr>
       <w:tr>
-        <w:tblPrEx>
-          <w:tblCellMar>
-            <w:top w:w="0" w:type="dxa"/>
-            <w:bottom w:w="0" w:type="dxa"/>
-          </w:tblCellMar>
-        </w:tblPrEx>
         <w:tc>
           <w:tcPr>
             <w:tcW w:w="1300" w:type="dxa"/>
@@ -9906,12 +9464,6 @@
         <w:gridCol w:w="1400"/>
       </w:tblGrid>
       <w:tr>
-        <w:tblPrEx>
-          <w:tblCellMar>
-            <w:top w:w="0" w:type="dxa"/>
-            <w:bottom w:w="0" w:type="dxa"/>
-          </w:tblCellMar>
-        </w:tblPrEx>
         <w:trPr>
           <w:tblHeader/>
         </w:trPr>
@@ -10004,12 +9556,6 @@
         </w:tc>
       </w:tr>
       <w:tr>
-        <w:tblPrEx>
-          <w:tblCellMar>
-            <w:top w:w="0" w:type="dxa"/>
-            <w:bottom w:w="0" w:type="dxa"/>
-          </w:tblCellMar>
-        </w:tblPrEx>
         <w:tc>
           <w:tcPr>
             <w:tcW w:w="1300" w:type="dxa"/>
@@ -10090,12 +9636,6 @@
         </w:tc>
       </w:tr>
       <w:tr>
-        <w:tblPrEx>
-          <w:tblCellMar>
-            <w:top w:w="0" w:type="dxa"/>
-            <w:bottom w:w="0" w:type="dxa"/>
-          </w:tblCellMar>
-        </w:tblPrEx>
         <w:tc>
           <w:tcPr>
             <w:tcW w:w="1300" w:type="dxa"/>
@@ -10176,12 +9716,6 @@
         </w:tc>
       </w:tr>
       <w:tr>
-        <w:tblPrEx>
-          <w:tblCellMar>
-            <w:top w:w="0" w:type="dxa"/>
-            <w:bottom w:w="0" w:type="dxa"/>
-          </w:tblCellMar>
-        </w:tblPrEx>
         <w:tc>
           <w:tcPr>
             <w:tcW w:w="1300" w:type="dxa"/>
@@ -10299,12 +9833,6 @@
         <w:gridCol w:w="7026"/>
       </w:tblGrid>
       <w:tr>
-        <w:tblPrEx>
-          <w:tblCellMar>
-            <w:top w:w="0" w:type="dxa"/>
-            <w:bottom w:w="0" w:type="dxa"/>
-          </w:tblCellMar>
-        </w:tblPrEx>
         <w:trPr>
           <w:tblHeader/>
         </w:trPr>
@@ -10369,12 +9897,6 @@
         </w:tc>
       </w:tr>
       <w:tr>
-        <w:tblPrEx>
-          <w:tblCellMar>
-            <w:top w:w="0" w:type="dxa"/>
-            <w:bottom w:w="0" w:type="dxa"/>
-          </w:tblCellMar>
-        </w:tblPrEx>
         <w:tc>
           <w:tcPr>
             <w:tcW w:w="2000" w:type="dxa"/>
@@ -10429,12 +9951,6 @@
         </w:tc>
       </w:tr>
       <w:tr>
-        <w:tblPrEx>
-          <w:tblCellMar>
-            <w:top w:w="0" w:type="dxa"/>
-            <w:bottom w:w="0" w:type="dxa"/>
-          </w:tblCellMar>
-        </w:tblPrEx>
         <w:tc>
           <w:tcPr>
             <w:tcW w:w="2000" w:type="dxa"/>
@@ -10489,12 +10005,6 @@
         </w:tc>
       </w:tr>
       <w:tr>
-        <w:tblPrEx>
-          <w:tblCellMar>
-            <w:top w:w="0" w:type="dxa"/>
-            <w:bottom w:w="0" w:type="dxa"/>
-          </w:tblCellMar>
-        </w:tblPrEx>
         <w:tc>
           <w:tcPr>
             <w:tcW w:w="2000" w:type="dxa"/>
@@ -10549,12 +10059,6 @@
         </w:tc>
       </w:tr>
       <w:tr>
-        <w:tblPrEx>
-          <w:tblCellMar>
-            <w:top w:w="0" w:type="dxa"/>
-            <w:bottom w:w="0" w:type="dxa"/>
-          </w:tblCellMar>
-        </w:tblPrEx>
         <w:tc>
           <w:tcPr>
             <w:tcW w:w="2000" w:type="dxa"/>
@@ -10609,12 +10113,6 @@
         </w:tc>
       </w:tr>
       <w:tr>
-        <w:tblPrEx>
-          <w:tblCellMar>
-            <w:top w:w="0" w:type="dxa"/>
-            <w:bottom w:w="0" w:type="dxa"/>
-          </w:tblCellMar>
-        </w:tblPrEx>
         <w:tc>
           <w:tcPr>
             <w:tcW w:w="2000" w:type="dxa"/>
@@ -10669,12 +10167,6 @@
         </w:tc>
       </w:tr>
       <w:tr>
-        <w:tblPrEx>
-          <w:tblCellMar>
-            <w:top w:w="0" w:type="dxa"/>
-            <w:bottom w:w="0" w:type="dxa"/>
-          </w:tblCellMar>
-        </w:tblPrEx>
         <w:tc>
           <w:tcPr>
             <w:tcW w:w="2000" w:type="dxa"/>
@@ -10729,12 +10221,6 @@
         </w:tc>
       </w:tr>
       <w:tr>
-        <w:tblPrEx>
-          <w:tblCellMar>
-            <w:top w:w="0" w:type="dxa"/>
-            <w:bottom w:w="0" w:type="dxa"/>
-          </w:tblCellMar>
-        </w:tblPrEx>
         <w:tc>
           <w:tcPr>
             <w:tcW w:w="2000" w:type="dxa"/>
@@ -11112,12 +10598,6 @@
         <w:gridCol w:w="1800"/>
       </w:tblGrid>
       <w:tr>
-        <w:tblPrEx>
-          <w:tblCellMar>
-            <w:top w:w="0" w:type="dxa"/>
-            <w:bottom w:w="0" w:type="dxa"/>
-          </w:tblCellMar>
-        </w:tblPrEx>
         <w:trPr>
           <w:tblHeader/>
         </w:trPr>
@@ -11239,12 +10719,6 @@
         </w:tc>
       </w:tr>
       <w:tr>
-        <w:tblPrEx>
-          <w:tblCellMar>
-            <w:top w:w="0" w:type="dxa"/>
-            <w:bottom w:w="0" w:type="dxa"/>
-          </w:tblCellMar>
-        </w:tblPrEx>
         <w:tc>
           <w:tcPr>
             <w:tcW w:w="1200" w:type="dxa"/>
@@ -11351,12 +10825,6 @@
         </w:tc>
       </w:tr>
       <w:tr>
-        <w:tblPrEx>
-          <w:tblCellMar>
-            <w:top w:w="0" w:type="dxa"/>
-            <w:bottom w:w="0" w:type="dxa"/>
-          </w:tblCellMar>
-        </w:tblPrEx>
         <w:tc>
           <w:tcPr>
             <w:tcW w:w="1200" w:type="dxa"/>
@@ -11463,12 +10931,6 @@
         </w:tc>
       </w:tr>
       <w:tr>
-        <w:tblPrEx>
-          <w:tblCellMar>
-            <w:top w:w="0" w:type="dxa"/>
-            <w:bottom w:w="0" w:type="dxa"/>
-          </w:tblCellMar>
-        </w:tblPrEx>
         <w:tc>
           <w:tcPr>
             <w:tcW w:w="1200" w:type="dxa"/>
@@ -11575,12 +11037,6 @@
         </w:tc>
       </w:tr>
       <w:tr>
-        <w:tblPrEx>
-          <w:tblCellMar>
-            <w:top w:w="0" w:type="dxa"/>
-            <w:bottom w:w="0" w:type="dxa"/>
-          </w:tblCellMar>
-        </w:tblPrEx>
         <w:tc>
           <w:tcPr>
             <w:tcW w:w="1200" w:type="dxa"/>
@@ -11687,12 +11143,6 @@
         </w:tc>
       </w:tr>
       <w:tr>
-        <w:tblPrEx>
-          <w:tblCellMar>
-            <w:top w:w="0" w:type="dxa"/>
-            <w:bottom w:w="0" w:type="dxa"/>
-          </w:tblCellMar>
-        </w:tblPrEx>
         <w:tc>
           <w:tcPr>
             <w:tcW w:w="1200" w:type="dxa"/>
@@ -11799,12 +11249,6 @@
         </w:tc>
       </w:tr>
       <w:tr>
-        <w:tblPrEx>
-          <w:tblCellMar>
-            <w:top w:w="0" w:type="dxa"/>
-            <w:bottom w:w="0" w:type="dxa"/>
-          </w:tblCellMar>
-        </w:tblPrEx>
         <w:tc>
           <w:tcPr>
             <w:tcW w:w="1200" w:type="dxa"/>
@@ -11911,12 +11355,6 @@
         </w:tc>
       </w:tr>
       <w:tr>
-        <w:tblPrEx>
-          <w:tblCellMar>
-            <w:top w:w="0" w:type="dxa"/>
-            <w:bottom w:w="0" w:type="dxa"/>
-          </w:tblCellMar>
-        </w:tblPrEx>
         <w:tc>
           <w:tcPr>
             <w:tcW w:w="1200" w:type="dxa"/>
@@ -12023,12 +11461,6 @@
         </w:tc>
       </w:tr>
       <w:tr>
-        <w:tblPrEx>
-          <w:tblCellMar>
-            <w:top w:w="0" w:type="dxa"/>
-            <w:bottom w:w="0" w:type="dxa"/>
-          </w:tblCellMar>
-        </w:tblPrEx>
         <w:tc>
           <w:tcPr>
             <w:tcW w:w="1200" w:type="dxa"/>
@@ -12135,12 +11567,6 @@
         </w:tc>
       </w:tr>
       <w:tr>
-        <w:tblPrEx>
-          <w:tblCellMar>
-            <w:top w:w="0" w:type="dxa"/>
-            <w:bottom w:w="0" w:type="dxa"/>
-          </w:tblCellMar>
-        </w:tblPrEx>
         <w:tc>
           <w:tcPr>
             <w:tcW w:w="1200" w:type="dxa"/>
@@ -12247,12 +11673,6 @@
         </w:tc>
       </w:tr>
       <w:tr>
-        <w:tblPrEx>
-          <w:tblCellMar>
-            <w:top w:w="0" w:type="dxa"/>
-            <w:bottom w:w="0" w:type="dxa"/>
-          </w:tblCellMar>
-        </w:tblPrEx>
         <w:tc>
           <w:tcPr>
             <w:tcW w:w="1200" w:type="dxa"/>
@@ -12359,12 +11779,6 @@
         </w:tc>
       </w:tr>
       <w:tr>
-        <w:tblPrEx>
-          <w:tblCellMar>
-            <w:top w:w="0" w:type="dxa"/>
-            <w:bottom w:w="0" w:type="dxa"/>
-          </w:tblCellMar>
-        </w:tblPrEx>
         <w:tc>
           <w:tcPr>
             <w:tcW w:w="1200" w:type="dxa"/>
@@ -12471,12 +11885,6 @@
         </w:tc>
       </w:tr>
       <w:tr>
-        <w:tblPrEx>
-          <w:tblCellMar>
-            <w:top w:w="0" w:type="dxa"/>
-            <w:bottom w:w="0" w:type="dxa"/>
-          </w:tblCellMar>
-        </w:tblPrEx>
         <w:tc>
           <w:tcPr>
             <w:tcW w:w="1200" w:type="dxa"/>
@@ -12583,12 +11991,6 @@
         </w:tc>
       </w:tr>
       <w:tr>
-        <w:tblPrEx>
-          <w:tblCellMar>
-            <w:top w:w="0" w:type="dxa"/>
-            <w:bottom w:w="0" w:type="dxa"/>
-          </w:tblCellMar>
-        </w:tblPrEx>
         <w:tc>
           <w:tcPr>
             <w:tcW w:w="1200" w:type="dxa"/>
@@ -12695,12 +12097,6 @@
         </w:tc>
       </w:tr>
       <w:tr>
-        <w:tblPrEx>
-          <w:tblCellMar>
-            <w:top w:w="0" w:type="dxa"/>
-            <w:bottom w:w="0" w:type="dxa"/>
-          </w:tblCellMar>
-        </w:tblPrEx>
         <w:tc>
           <w:tcPr>
             <w:tcW w:w="1200" w:type="dxa"/>
@@ -12807,12 +12203,6 @@
         </w:tc>
       </w:tr>
       <w:tr>
-        <w:tblPrEx>
-          <w:tblCellMar>
-            <w:top w:w="0" w:type="dxa"/>
-            <w:bottom w:w="0" w:type="dxa"/>
-          </w:tblCellMar>
-        </w:tblPrEx>
         <w:tc>
           <w:tcPr>
             <w:tcW w:w="1200" w:type="dxa"/>
@@ -12919,12 +12309,6 @@
         </w:tc>
       </w:tr>
       <w:tr>
-        <w:tblPrEx>
-          <w:tblCellMar>
-            <w:top w:w="0" w:type="dxa"/>
-            <w:bottom w:w="0" w:type="dxa"/>
-          </w:tblCellMar>
-        </w:tblPrEx>
         <w:tc>
           <w:tcPr>
             <w:tcW w:w="1200" w:type="dxa"/>
@@ -13031,12 +12415,6 @@
         </w:tc>
       </w:tr>
       <w:tr>
-        <w:tblPrEx>
-          <w:tblCellMar>
-            <w:top w:w="0" w:type="dxa"/>
-            <w:bottom w:w="0" w:type="dxa"/>
-          </w:tblCellMar>
-        </w:tblPrEx>
         <w:tc>
           <w:tcPr>
             <w:tcW w:w="1200" w:type="dxa"/>
@@ -13199,12 +12577,6 @@
         <w:gridCol w:w="2426"/>
       </w:tblGrid>
       <w:tr>
-        <w:tblPrEx>
-          <w:tblCellMar>
-            <w:top w:w="0" w:type="dxa"/>
-            <w:bottom w:w="0" w:type="dxa"/>
-          </w:tblCellMar>
-        </w:tblPrEx>
         <w:trPr>
           <w:tblHeader/>
         </w:trPr>
@@ -13298,12 +12670,6 @@
         </w:tc>
       </w:tr>
       <w:tr>
-        <w:tblPrEx>
-          <w:tblCellMar>
-            <w:top w:w="0" w:type="dxa"/>
-            <w:bottom w:w="0" w:type="dxa"/>
-          </w:tblCellMar>
-        </w:tblPrEx>
         <w:tc>
           <w:tcPr>
             <w:tcW w:w="2200" w:type="dxa"/>
@@ -13384,12 +12750,6 @@
         </w:tc>
       </w:tr>
       <w:tr>
-        <w:tblPrEx>
-          <w:tblCellMar>
-            <w:top w:w="0" w:type="dxa"/>
-            <w:bottom w:w="0" w:type="dxa"/>
-          </w:tblCellMar>
-        </w:tblPrEx>
         <w:tc>
           <w:tcPr>
             <w:tcW w:w="2200" w:type="dxa"/>
@@ -13470,12 +12830,6 @@
         </w:tc>
       </w:tr>
       <w:tr>
-        <w:tblPrEx>
-          <w:tblCellMar>
-            <w:top w:w="0" w:type="dxa"/>
-            <w:bottom w:w="0" w:type="dxa"/>
-          </w:tblCellMar>
-        </w:tblPrEx>
         <w:tc>
           <w:tcPr>
             <w:tcW w:w="2200" w:type="dxa"/>
@@ -13556,12 +12910,6 @@
         </w:tc>
       </w:tr>
       <w:tr>
-        <w:tblPrEx>
-          <w:tblCellMar>
-            <w:top w:w="0" w:type="dxa"/>
-            <w:bottom w:w="0" w:type="dxa"/>
-          </w:tblCellMar>
-        </w:tblPrEx>
         <w:tc>
           <w:tcPr>
             <w:tcW w:w="2200" w:type="dxa"/>
@@ -13642,12 +12990,6 @@
         </w:tc>
       </w:tr>
       <w:tr>
-        <w:tblPrEx>
-          <w:tblCellMar>
-            <w:top w:w="0" w:type="dxa"/>
-            <w:bottom w:w="0" w:type="dxa"/>
-          </w:tblCellMar>
-        </w:tblPrEx>
         <w:tc>
           <w:tcPr>
             <w:tcW w:w="2200" w:type="dxa"/>
@@ -13728,12 +13070,6 @@
         </w:tc>
       </w:tr>
       <w:tr>
-        <w:tblPrEx>
-          <w:tblCellMar>
-            <w:top w:w="0" w:type="dxa"/>
-            <w:bottom w:w="0" w:type="dxa"/>
-          </w:tblCellMar>
-        </w:tblPrEx>
         <w:tc>
           <w:tcPr>
             <w:tcW w:w="2200" w:type="dxa"/>
@@ -13814,12 +13150,6 @@
         </w:tc>
       </w:tr>
       <w:tr>
-        <w:tblPrEx>
-          <w:tblCellMar>
-            <w:top w:w="0" w:type="dxa"/>
-            <w:bottom w:w="0" w:type="dxa"/>
-          </w:tblCellMar>
-        </w:tblPrEx>
         <w:tc>
           <w:tcPr>
             <w:tcW w:w="2200" w:type="dxa"/>
@@ -14062,12 +13392,6 @@
         <w:gridCol w:w="1800"/>
       </w:tblGrid>
       <w:tr>
-        <w:tblPrEx>
-          <w:tblCellMar>
-            <w:top w:w="0" w:type="dxa"/>
-            <w:bottom w:w="0" w:type="dxa"/>
-          </w:tblCellMar>
-        </w:tblPrEx>
         <w:trPr>
           <w:tblHeader/>
         </w:trPr>
@@ -14189,12 +13513,6 @@
         </w:tc>
       </w:tr>
       <w:tr>
-        <w:tblPrEx>
-          <w:tblCellMar>
-            <w:top w:w="0" w:type="dxa"/>
-            <w:bottom w:w="0" w:type="dxa"/>
-          </w:tblCellMar>
-        </w:tblPrEx>
         <w:tc>
           <w:tcPr>
             <w:tcW w:w="3626" w:type="dxa"/>
@@ -14301,12 +13619,6 @@
         </w:tc>
       </w:tr>
       <w:tr>
-        <w:tblPrEx>
-          <w:tblCellMar>
-            <w:top w:w="0" w:type="dxa"/>
-            <w:bottom w:w="0" w:type="dxa"/>
-          </w:tblCellMar>
-        </w:tblPrEx>
         <w:tc>
           <w:tcPr>
             <w:tcW w:w="3626" w:type="dxa"/>
@@ -14413,12 +13725,6 @@
         </w:tc>
       </w:tr>
       <w:tr>
-        <w:tblPrEx>
-          <w:tblCellMar>
-            <w:top w:w="0" w:type="dxa"/>
-            <w:bottom w:w="0" w:type="dxa"/>
-          </w:tblCellMar>
-        </w:tblPrEx>
         <w:tc>
           <w:tcPr>
             <w:tcW w:w="3626" w:type="dxa"/>
@@ -14525,12 +13831,6 @@
         </w:tc>
       </w:tr>
       <w:tr>
-        <w:tblPrEx>
-          <w:tblCellMar>
-            <w:top w:w="0" w:type="dxa"/>
-            <w:bottom w:w="0" w:type="dxa"/>
-          </w:tblCellMar>
-        </w:tblPrEx>
         <w:tc>
           <w:tcPr>
             <w:tcW w:w="3626" w:type="dxa"/>
@@ -14638,12 +13938,6 @@
         </w:tc>
       </w:tr>
       <w:tr>
-        <w:tblPrEx>
-          <w:tblCellMar>
-            <w:top w:w="0" w:type="dxa"/>
-            <w:bottom w:w="0" w:type="dxa"/>
-          </w:tblCellMar>
-        </w:tblPrEx>
         <w:tc>
           <w:tcPr>
             <w:tcW w:w="3626" w:type="dxa"/>
@@ -14750,12 +14044,6 @@
         </w:tc>
       </w:tr>
       <w:tr>
-        <w:tblPrEx>
-          <w:tblCellMar>
-            <w:top w:w="0" w:type="dxa"/>
-            <w:bottom w:w="0" w:type="dxa"/>
-          </w:tblCellMar>
-        </w:tblPrEx>
         <w:tc>
           <w:tcPr>
             <w:tcW w:w="3626" w:type="dxa"/>
@@ -14862,12 +14150,6 @@
         </w:tc>
       </w:tr>
       <w:tr>
-        <w:tblPrEx>
-          <w:tblCellMar>
-            <w:top w:w="0" w:type="dxa"/>
-            <w:bottom w:w="0" w:type="dxa"/>
-          </w:tblCellMar>
-        </w:tblPrEx>
         <w:tc>
           <w:tcPr>
             <w:tcW w:w="3626" w:type="dxa"/>
@@ -14974,12 +14256,6 @@
         </w:tc>
       </w:tr>
       <w:tr>
-        <w:tblPrEx>
-          <w:tblCellMar>
-            <w:top w:w="0" w:type="dxa"/>
-            <w:bottom w:w="0" w:type="dxa"/>
-          </w:tblCellMar>
-        </w:tblPrEx>
         <w:tc>
           <w:tcPr>
             <w:tcW w:w="3626" w:type="dxa"/>
@@ -15086,12 +14362,6 @@
         </w:tc>
       </w:tr>
       <w:tr>
-        <w:tblPrEx>
-          <w:tblCellMar>
-            <w:top w:w="0" w:type="dxa"/>
-            <w:bottom w:w="0" w:type="dxa"/>
-          </w:tblCellMar>
-        </w:tblPrEx>
         <w:tc>
           <w:tcPr>
             <w:tcW w:w="3626" w:type="dxa"/>
@@ -15198,12 +14468,6 @@
         </w:tc>
       </w:tr>
       <w:tr>
-        <w:tblPrEx>
-          <w:tblCellMar>
-            <w:top w:w="0" w:type="dxa"/>
-            <w:bottom w:w="0" w:type="dxa"/>
-          </w:tblCellMar>
-        </w:tblPrEx>
         <w:tc>
           <w:tcPr>
             <w:tcW w:w="3626" w:type="dxa"/>
@@ -15310,12 +14574,6 @@
         </w:tc>
       </w:tr>
       <w:tr>
-        <w:tblPrEx>
-          <w:tblCellMar>
-            <w:top w:w="0" w:type="dxa"/>
-            <w:bottom w:w="0" w:type="dxa"/>
-          </w:tblCellMar>
-        </w:tblPrEx>
         <w:tc>
           <w:tcPr>
             <w:tcW w:w="3626" w:type="dxa"/>
@@ -15422,12 +14680,6 @@
         </w:tc>
       </w:tr>
       <w:tr>
-        <w:tblPrEx>
-          <w:tblCellMar>
-            <w:top w:w="0" w:type="dxa"/>
-            <w:bottom w:w="0" w:type="dxa"/>
-          </w:tblCellMar>
-        </w:tblPrEx>
         <w:tc>
           <w:tcPr>
             <w:tcW w:w="3626" w:type="dxa"/>
@@ -15571,12 +14823,6 @@
         <w:gridCol w:w="6626"/>
       </w:tblGrid>
       <w:tr>
-        <w:tblPrEx>
-          <w:tblCellMar>
-            <w:top w:w="0" w:type="dxa"/>
-            <w:bottom w:w="0" w:type="dxa"/>
-          </w:tblCellMar>
-        </w:tblPrEx>
         <w:trPr>
           <w:tblHeader/>
         </w:trPr>
@@ -15640,12 +14886,6 @@
         </w:tc>
       </w:tr>
       <w:tr>
-        <w:tblPrEx>
-          <w:tblCellMar>
-            <w:top w:w="0" w:type="dxa"/>
-            <w:bottom w:w="0" w:type="dxa"/>
-          </w:tblCellMar>
-        </w:tblPrEx>
         <w:tc>
           <w:tcPr>
             <w:tcW w:w="2400" w:type="dxa"/>
@@ -15700,12 +14940,6 @@
         </w:tc>
       </w:tr>
       <w:tr>
-        <w:tblPrEx>
-          <w:tblCellMar>
-            <w:top w:w="0" w:type="dxa"/>
-            <w:bottom w:w="0" w:type="dxa"/>
-          </w:tblCellMar>
-        </w:tblPrEx>
         <w:tc>
           <w:tcPr>
             <w:tcW w:w="2400" w:type="dxa"/>
@@ -15760,12 +14994,6 @@
         </w:tc>
       </w:tr>
       <w:tr>
-        <w:tblPrEx>
-          <w:tblCellMar>
-            <w:top w:w="0" w:type="dxa"/>
-            <w:bottom w:w="0" w:type="dxa"/>
-          </w:tblCellMar>
-        </w:tblPrEx>
         <w:tc>
           <w:tcPr>
             <w:tcW w:w="2400" w:type="dxa"/>
@@ -15820,12 +15048,6 @@
         </w:tc>
       </w:tr>
       <w:tr>
-        <w:tblPrEx>
-          <w:tblCellMar>
-            <w:top w:w="0" w:type="dxa"/>
-            <w:bottom w:w="0" w:type="dxa"/>
-          </w:tblCellMar>
-        </w:tblPrEx>
         <w:tc>
           <w:tcPr>
             <w:tcW w:w="2400" w:type="dxa"/>
@@ -15880,12 +15102,6 @@
         </w:tc>
       </w:tr>
       <w:tr>
-        <w:tblPrEx>
-          <w:tblCellMar>
-            <w:top w:w="0" w:type="dxa"/>
-            <w:bottom w:w="0" w:type="dxa"/>
-          </w:tblCellMar>
-        </w:tblPrEx>
         <w:tc>
           <w:tcPr>
             <w:tcW w:w="2400" w:type="dxa"/>
